--- a/s-s-event-bogor/print-notebooks/02-condition/10-blank-tables.docx
+++ b/s-s-event-bogor/print-notebooks/02-condition/10-blank-tables.docx
@@ -8,7 +8,7 @@
           <w:rFonts w:ascii="Arial" w:hAnsi="Arial"/>
           <w:b w:val="0"/>
           <w:color w:val="0A5455"/>
-          <w:sz w:val="32"/>
+          <w:sz w:val="20"/>
         </w:rPr>
         <w:t>Condition Account -- Blank Tables</w:t>
       </w:r>
@@ -19,7 +19,7 @@
           <w:rFonts w:ascii="Arial" w:hAnsi="Arial"/>
           <w:b w:val="0"/>
           <w:color w:val="3B9C7B"/>
-          <w:sz w:val="22"/>
+          <w:sz w:val="20"/>
         </w:rPr>
         <w:t>Fill in with your country's data</w:t>
       </w:r>
@@ -33,19 +33,22 @@
           <w:rFonts w:ascii="Arial" w:hAnsi="Arial"/>
           <w:b w:val="0"/>
           <w:color w:val="717171"/>
-          <w:sz w:val="18"/>
+          <w:sz w:val="20"/>
         </w:rPr>
         <w:t>Ecosystem type: ____________  |  Accounting area: ____________  |  Opening year: ______  |  Closing year: ______</w:t>
       </w:r>
     </w:p>
     <w:p/>
     <w:p>
+      <w:pPr>
+        <w:keepNext/>
+      </w:pPr>
       <w:r>
         <w:rPr>
           <w:rFonts w:ascii="Arial" w:hAnsi="Arial"/>
           <w:b w:val="0"/>
           <w:color w:val="0A5455"/>
-          <w:sz w:val="32"/>
+          <w:sz w:val="20"/>
         </w:rPr>
         <w:t>Table 3: Ecosystem Condition Account</w:t>
       </w:r>
@@ -1735,19 +1738,22 @@
           <w:rFonts w:ascii="Arial" w:hAnsi="Arial"/>
           <w:b w:val="0"/>
           <w:color w:val="717171"/>
-          <w:sz w:val="18"/>
+          <w:sz w:val="20"/>
         </w:rPr>
         <w:t>CI = Condition Index (0 = degraded, 1 = reference). Higher-is-better: CI = Value / Reference. Higher-is-worse: CI = 1 - (Value / Reference). Capped at 0 to 1.</w:t>
       </w:r>
     </w:p>
     <w:p/>
     <w:p>
+      <w:pPr>
+        <w:keepNext/>
+      </w:pPr>
       <w:r>
         <w:rPr>
           <w:rFonts w:ascii="Arial" w:hAnsi="Arial"/>
           <w:b w:val="0"/>
           <w:color w:val="0A5455"/>
-          <w:sz w:val="32"/>
+          <w:sz w:val="20"/>
         </w:rPr>
         <w:t>Reference Levels</w:t>
       </w:r>

--- a/s-s-event-bogor/print-notebooks/02-condition/10-blank-tables.docx
+++ b/s-s-event-bogor/print-notebooks/02-condition/10-blank-tables.docx
@@ -27,6 +27,7 @@
     <w:p>
       <w:pPr>
         <w:spacing w:before="40"/>
+        <w:keepNext w:val="true"/>
       </w:pPr>
       <w:r>
         <w:rPr>
@@ -66,6 +67,7 @@
           <w:insideH w:val="single" w:sz="4" w:color="404040"/>
           <w:insideV w:val="single" w:sz="4" w:color="404040"/>
         </w:tblBorders>
+        <w:tblLayout w:type="fixed"/>
       </w:tblPr>
       <w:tblGrid>
         <w:gridCol w:w="1414"/>
@@ -80,14 +82,18 @@
         <w:gridCol w:w="1414"/>
       </w:tblGrid>
       <w:tr>
+        <w:trPr>
+          <w:cantSplit w:val="true"/>
+        </w:trPr>
         <w:tc>
           <w:tcPr>
-            <w:tcW w:type="dxa" w:w="1414"/>
+            <w:tcW w:type="dxa" w:w="1399"/>
             <w:shd w:fill="3B9C7B"/>
           </w:tcPr>
           <w:p>
             <w:pPr>
               <w:jc w:val="center"/>
+              <w:keepNext w:val="true"/>
             </w:pPr>
             <w:r/>
             <w:r>
@@ -103,12 +109,13 @@
         </w:tc>
         <w:tc>
           <w:tcPr>
-            <w:tcW w:type="dxa" w:w="1414"/>
+            <w:tcW w:type="dxa" w:w="803"/>
             <w:shd w:fill="3B9C7B"/>
           </w:tcPr>
           <w:p>
             <w:pPr>
               <w:jc w:val="center"/>
+              <w:keepNext w:val="true"/>
             </w:pPr>
             <w:r/>
             <w:r>
@@ -124,12 +131,13 @@
         </w:tc>
         <w:tc>
           <w:tcPr>
-            <w:tcW w:type="dxa" w:w="1414"/>
+            <w:tcW w:type="dxa" w:w="1516"/>
             <w:shd w:fill="3B9C7B"/>
           </w:tcPr>
           <w:p>
             <w:pPr>
               <w:jc w:val="center"/>
+              <w:keepNext w:val="true"/>
             </w:pPr>
             <w:r/>
             <w:r>
@@ -149,12 +157,13 @@
         </w:tc>
         <w:tc>
           <w:tcPr>
-            <w:tcW w:type="dxa" w:w="1414"/>
+            <w:tcW w:type="dxa" w:w="1050"/>
             <w:shd w:fill="3B9C7B"/>
           </w:tcPr>
           <w:p>
             <w:pPr>
               <w:jc w:val="center"/>
+              <w:keepNext w:val="true"/>
             </w:pPr>
             <w:r/>
             <w:r>
@@ -172,12 +181,13 @@
         </w:tc>
         <w:tc>
           <w:tcPr>
-            <w:tcW w:type="dxa" w:w="1414"/>
+            <w:tcW w:type="dxa" w:w="816"/>
             <w:shd w:fill="3B9C7B"/>
           </w:tcPr>
           <w:p>
             <w:pPr>
               <w:jc w:val="center"/>
+              <w:keepNext w:val="true"/>
             </w:pPr>
             <w:r/>
             <w:r>
@@ -195,12 +205,13 @@
         </w:tc>
         <w:tc>
           <w:tcPr>
-            <w:tcW w:type="dxa" w:w="1414"/>
+            <w:tcW w:type="dxa" w:w="816"/>
             <w:shd w:fill="3B9C7B"/>
           </w:tcPr>
           <w:p>
             <w:pPr>
               <w:jc w:val="center"/>
+              <w:keepNext w:val="true"/>
             </w:pPr>
             <w:r/>
             <w:r>
@@ -218,12 +229,13 @@
         </w:tc>
         <w:tc>
           <w:tcPr>
-            <w:tcW w:type="dxa" w:w="1414"/>
+            <w:tcW w:type="dxa" w:w="816"/>
             <w:shd w:fill="3B9C7B"/>
           </w:tcPr>
           <w:p>
             <w:pPr>
               <w:jc w:val="center"/>
+              <w:keepNext w:val="true"/>
             </w:pPr>
             <w:r/>
             <w:r>
@@ -241,12 +253,13 @@
         </w:tc>
         <w:tc>
           <w:tcPr>
-            <w:tcW w:type="dxa" w:w="1414"/>
+            <w:tcW w:type="dxa" w:w="816"/>
             <w:shd w:fill="3B9C7B"/>
           </w:tcPr>
           <w:p>
             <w:pPr>
               <w:jc w:val="center"/>
+              <w:keepNext w:val="true"/>
             </w:pPr>
             <w:r/>
             <w:r>
@@ -264,12 +277,13 @@
         </w:tc>
         <w:tc>
           <w:tcPr>
-            <w:tcW w:type="dxa" w:w="1414"/>
+            <w:tcW w:type="dxa" w:w="803"/>
             <w:shd w:fill="3B9C7B"/>
           </w:tcPr>
           <w:p>
             <w:pPr>
               <w:jc w:val="center"/>
+              <w:keepNext w:val="true"/>
             </w:pPr>
             <w:r/>
             <w:r>
@@ -287,12 +301,13 @@
         </w:tc>
         <w:tc>
           <w:tcPr>
-            <w:tcW w:type="dxa" w:w="1414"/>
+            <w:tcW w:type="dxa" w:w="803"/>
             <w:shd w:fill="3B9C7B"/>
           </w:tcPr>
           <w:p>
             <w:pPr>
               <w:jc w:val="center"/>
+              <w:keepNext w:val="true"/>
             </w:pPr>
             <w:r/>
             <w:r>
@@ -308,14 +323,18 @@
         </w:tc>
       </w:tr>
       <w:tr>
+        <w:trPr>
+          <w:cantSplit w:val="true"/>
+        </w:trPr>
         <w:tc>
           <w:tcPr>
-            <w:tcW w:type="dxa" w:w="1414"/>
+            <w:tcW w:type="dxa" w:w="1399"/>
             <w:shd w:fill="0A5455"/>
           </w:tcPr>
           <w:p>
             <w:pPr>
               <w:spacing w:before="60" w:after="60"/>
+              <w:keepNext w:val="true"/>
             </w:pPr>
             <w:r/>
             <w:r>
@@ -331,12 +350,13 @@
         </w:tc>
         <w:tc>
           <w:tcPr>
-            <w:tcW w:type="dxa" w:w="1414"/>
+            <w:tcW w:type="dxa" w:w="803"/>
             <w:shd w:fill="FFF2CC"/>
           </w:tcPr>
           <w:p>
             <w:pPr>
               <w:spacing w:before="60" w:after="60"/>
+              <w:keepNext w:val="true"/>
             </w:pPr>
             <w:r/>
             <w:r>
@@ -351,12 +371,13 @@
         </w:tc>
         <w:tc>
           <w:tcPr>
-            <w:tcW w:type="dxa" w:w="1414"/>
+            <w:tcW w:type="dxa" w:w="1516"/>
             <w:shd w:fill="FFF2CC"/>
           </w:tcPr>
           <w:p>
             <w:pPr>
               <w:spacing w:before="60" w:after="60"/>
+              <w:keepNext w:val="true"/>
             </w:pPr>
             <w:r/>
             <w:r>
@@ -371,12 +392,13 @@
         </w:tc>
         <w:tc>
           <w:tcPr>
-            <w:tcW w:type="dxa" w:w="1414"/>
+            <w:tcW w:type="dxa" w:w="1050"/>
             <w:shd w:fill="FFF2CC"/>
           </w:tcPr>
           <w:p>
             <w:pPr>
               <w:spacing w:before="60" w:after="60"/>
+              <w:keepNext w:val="true"/>
             </w:pPr>
             <w:r/>
             <w:r>
@@ -391,12 +413,13 @@
         </w:tc>
         <w:tc>
           <w:tcPr>
-            <w:tcW w:type="dxa" w:w="1414"/>
+            <w:tcW w:type="dxa" w:w="816"/>
             <w:shd w:fill="FFF2CC"/>
           </w:tcPr>
           <w:p>
             <w:pPr>
               <w:spacing w:before="60" w:after="60"/>
+              <w:keepNext w:val="true"/>
             </w:pPr>
             <w:r/>
             <w:r>
@@ -411,12 +434,13 @@
         </w:tc>
         <w:tc>
           <w:tcPr>
-            <w:tcW w:type="dxa" w:w="1414"/>
+            <w:tcW w:type="dxa" w:w="816"/>
             <w:shd w:fill="FFF2CC"/>
           </w:tcPr>
           <w:p>
             <w:pPr>
               <w:spacing w:before="60" w:after="60"/>
+              <w:keepNext w:val="true"/>
             </w:pPr>
             <w:r/>
             <w:r>
@@ -431,12 +455,13 @@
         </w:tc>
         <w:tc>
           <w:tcPr>
-            <w:tcW w:type="dxa" w:w="1414"/>
+            <w:tcW w:type="dxa" w:w="816"/>
             <w:shd w:fill="FFF2CC"/>
           </w:tcPr>
           <w:p>
             <w:pPr>
               <w:spacing w:before="60" w:after="60"/>
+              <w:keepNext w:val="true"/>
             </w:pPr>
             <w:r/>
             <w:r>
@@ -451,12 +476,13 @@
         </w:tc>
         <w:tc>
           <w:tcPr>
-            <w:tcW w:type="dxa" w:w="1414"/>
+            <w:tcW w:type="dxa" w:w="816"/>
             <w:shd w:fill="FFF2CC"/>
           </w:tcPr>
           <w:p>
             <w:pPr>
               <w:spacing w:before="60" w:after="60"/>
+              <w:keepNext w:val="true"/>
             </w:pPr>
             <w:r/>
             <w:r>
@@ -471,12 +497,13 @@
         </w:tc>
         <w:tc>
           <w:tcPr>
-            <w:tcW w:type="dxa" w:w="1414"/>
+            <w:tcW w:type="dxa" w:w="803"/>
             <w:shd w:fill="FFF2CC"/>
           </w:tcPr>
           <w:p>
             <w:pPr>
               <w:spacing w:before="60" w:after="60"/>
+              <w:keepNext w:val="true"/>
             </w:pPr>
             <w:r/>
             <w:r>
@@ -491,12 +518,13 @@
         </w:tc>
         <w:tc>
           <w:tcPr>
-            <w:tcW w:type="dxa" w:w="1414"/>
+            <w:tcW w:type="dxa" w:w="803"/>
             <w:shd w:fill="FFF2CC"/>
           </w:tcPr>
           <w:p>
             <w:pPr>
               <w:spacing w:before="60" w:after="60"/>
+              <w:keepNext w:val="true"/>
             </w:pPr>
             <w:r/>
             <w:r>
@@ -511,14 +539,18 @@
         </w:tc>
       </w:tr>
       <w:tr>
+        <w:trPr>
+          <w:cantSplit w:val="true"/>
+        </w:trPr>
         <w:tc>
           <w:tcPr>
-            <w:tcW w:type="dxa" w:w="1414"/>
+            <w:tcW w:type="dxa" w:w="1399"/>
             <w:shd w:fill="0A5455"/>
           </w:tcPr>
           <w:p>
             <w:pPr>
               <w:spacing w:before="60" w:after="60"/>
+              <w:keepNext w:val="true"/>
             </w:pPr>
             <w:r/>
             <w:r>
@@ -534,12 +566,13 @@
         </w:tc>
         <w:tc>
           <w:tcPr>
-            <w:tcW w:type="dxa" w:w="1414"/>
+            <w:tcW w:type="dxa" w:w="803"/>
             <w:shd w:fill="FFF2CC"/>
           </w:tcPr>
           <w:p>
             <w:pPr>
               <w:spacing w:before="60" w:after="60"/>
+              <w:keepNext w:val="true"/>
             </w:pPr>
             <w:r/>
             <w:r>
@@ -554,12 +587,13 @@
         </w:tc>
         <w:tc>
           <w:tcPr>
-            <w:tcW w:type="dxa" w:w="1414"/>
+            <w:tcW w:type="dxa" w:w="1516"/>
             <w:shd w:fill="FFF2CC"/>
           </w:tcPr>
           <w:p>
             <w:pPr>
               <w:spacing w:before="60" w:after="60"/>
+              <w:keepNext w:val="true"/>
             </w:pPr>
             <w:r/>
             <w:r>
@@ -574,12 +608,13 @@
         </w:tc>
         <w:tc>
           <w:tcPr>
-            <w:tcW w:type="dxa" w:w="1414"/>
+            <w:tcW w:type="dxa" w:w="1050"/>
             <w:shd w:fill="FFF2CC"/>
           </w:tcPr>
           <w:p>
             <w:pPr>
               <w:spacing w:before="60" w:after="60"/>
+              <w:keepNext w:val="true"/>
             </w:pPr>
             <w:r/>
             <w:r>
@@ -594,12 +629,13 @@
         </w:tc>
         <w:tc>
           <w:tcPr>
-            <w:tcW w:type="dxa" w:w="1414"/>
+            <w:tcW w:type="dxa" w:w="816"/>
             <w:shd w:fill="FFF2CC"/>
           </w:tcPr>
           <w:p>
             <w:pPr>
               <w:spacing w:before="60" w:after="60"/>
+              <w:keepNext w:val="true"/>
             </w:pPr>
             <w:r/>
             <w:r>
@@ -614,12 +650,13 @@
         </w:tc>
         <w:tc>
           <w:tcPr>
-            <w:tcW w:type="dxa" w:w="1414"/>
+            <w:tcW w:type="dxa" w:w="816"/>
             <w:shd w:fill="FFF2CC"/>
           </w:tcPr>
           <w:p>
             <w:pPr>
               <w:spacing w:before="60" w:after="60"/>
+              <w:keepNext w:val="true"/>
             </w:pPr>
             <w:r/>
             <w:r>
@@ -634,12 +671,13 @@
         </w:tc>
         <w:tc>
           <w:tcPr>
-            <w:tcW w:type="dxa" w:w="1414"/>
+            <w:tcW w:type="dxa" w:w="816"/>
             <w:shd w:fill="FFF2CC"/>
           </w:tcPr>
           <w:p>
             <w:pPr>
               <w:spacing w:before="60" w:after="60"/>
+              <w:keepNext w:val="true"/>
             </w:pPr>
             <w:r/>
             <w:r>
@@ -654,12 +692,13 @@
         </w:tc>
         <w:tc>
           <w:tcPr>
-            <w:tcW w:type="dxa" w:w="1414"/>
+            <w:tcW w:type="dxa" w:w="816"/>
             <w:shd w:fill="FFF2CC"/>
           </w:tcPr>
           <w:p>
             <w:pPr>
               <w:spacing w:before="60" w:after="60"/>
+              <w:keepNext w:val="true"/>
             </w:pPr>
             <w:r/>
             <w:r>
@@ -674,12 +713,13 @@
         </w:tc>
         <w:tc>
           <w:tcPr>
-            <w:tcW w:type="dxa" w:w="1414"/>
+            <w:tcW w:type="dxa" w:w="803"/>
             <w:shd w:fill="FFF2CC"/>
           </w:tcPr>
           <w:p>
             <w:pPr>
               <w:spacing w:before="60" w:after="60"/>
+              <w:keepNext w:val="true"/>
             </w:pPr>
             <w:r/>
             <w:r>
@@ -694,12 +734,13 @@
         </w:tc>
         <w:tc>
           <w:tcPr>
-            <w:tcW w:type="dxa" w:w="1414"/>
+            <w:tcW w:type="dxa" w:w="803"/>
             <w:shd w:fill="FFF2CC"/>
           </w:tcPr>
           <w:p>
             <w:pPr>
               <w:spacing w:before="60" w:after="60"/>
+              <w:keepNext w:val="true"/>
             </w:pPr>
             <w:r/>
             <w:r>
@@ -714,9 +755,12 @@
         </w:tc>
       </w:tr>
       <w:tr>
+        <w:trPr>
+          <w:cantSplit w:val="true"/>
+        </w:trPr>
         <w:tc>
           <w:tcPr>
-            <w:tcW w:type="dxa" w:w="1414"/>
+            <w:tcW w:type="dxa" w:w="1399"/>
             <w:shd w:fill="0A5455"/>
           </w:tcPr>
           <w:p>
@@ -737,7 +781,7 @@
         </w:tc>
         <w:tc>
           <w:tcPr>
-            <w:tcW w:type="dxa" w:w="1414"/>
+            <w:tcW w:type="dxa" w:w="803"/>
             <w:shd w:fill="FFF2CC"/>
           </w:tcPr>
           <w:p>
@@ -757,7 +801,7 @@
         </w:tc>
         <w:tc>
           <w:tcPr>
-            <w:tcW w:type="dxa" w:w="1414"/>
+            <w:tcW w:type="dxa" w:w="1516"/>
             <w:shd w:fill="FFF2CC"/>
           </w:tcPr>
           <w:p>
@@ -777,7 +821,7 @@
         </w:tc>
         <w:tc>
           <w:tcPr>
-            <w:tcW w:type="dxa" w:w="1414"/>
+            <w:tcW w:type="dxa" w:w="1050"/>
             <w:shd w:fill="FFF2CC"/>
           </w:tcPr>
           <w:p>
@@ -797,7 +841,7 @@
         </w:tc>
         <w:tc>
           <w:tcPr>
-            <w:tcW w:type="dxa" w:w="1414"/>
+            <w:tcW w:type="dxa" w:w="816"/>
             <w:shd w:fill="FFF2CC"/>
           </w:tcPr>
           <w:p>
@@ -817,7 +861,7 @@
         </w:tc>
         <w:tc>
           <w:tcPr>
-            <w:tcW w:type="dxa" w:w="1414"/>
+            <w:tcW w:type="dxa" w:w="816"/>
             <w:shd w:fill="FFF2CC"/>
           </w:tcPr>
           <w:p>
@@ -837,7 +881,7 @@
         </w:tc>
         <w:tc>
           <w:tcPr>
-            <w:tcW w:type="dxa" w:w="1414"/>
+            <w:tcW w:type="dxa" w:w="816"/>
             <w:shd w:fill="FFF2CC"/>
           </w:tcPr>
           <w:p>
@@ -857,7 +901,7 @@
         </w:tc>
         <w:tc>
           <w:tcPr>
-            <w:tcW w:type="dxa" w:w="1414"/>
+            <w:tcW w:type="dxa" w:w="816"/>
             <w:shd w:fill="FFF2CC"/>
           </w:tcPr>
           <w:p>
@@ -877,7 +921,7 @@
         </w:tc>
         <w:tc>
           <w:tcPr>
-            <w:tcW w:type="dxa" w:w="1414"/>
+            <w:tcW w:type="dxa" w:w="803"/>
             <w:shd w:fill="FFF2CC"/>
           </w:tcPr>
           <w:p>
@@ -897,7 +941,7 @@
         </w:tc>
         <w:tc>
           <w:tcPr>
-            <w:tcW w:type="dxa" w:w="1414"/>
+            <w:tcW w:type="dxa" w:w="803"/>
             <w:shd w:fill="FFF2CC"/>
           </w:tcPr>
           <w:p>
@@ -917,9 +961,12 @@
         </w:tc>
       </w:tr>
       <w:tr>
+        <w:trPr>
+          <w:cantSplit w:val="true"/>
+        </w:trPr>
         <w:tc>
           <w:tcPr>
-            <w:tcW w:type="dxa" w:w="1414"/>
+            <w:tcW w:type="dxa" w:w="1399"/>
             <w:shd w:fill="0A5455"/>
           </w:tcPr>
           <w:p>
@@ -940,7 +987,7 @@
         </w:tc>
         <w:tc>
           <w:tcPr>
-            <w:tcW w:type="dxa" w:w="1414"/>
+            <w:tcW w:type="dxa" w:w="803"/>
             <w:shd w:fill="FFF2CC"/>
           </w:tcPr>
           <w:p>
@@ -960,7 +1007,7 @@
         </w:tc>
         <w:tc>
           <w:tcPr>
-            <w:tcW w:type="dxa" w:w="1414"/>
+            <w:tcW w:type="dxa" w:w="1516"/>
             <w:shd w:fill="FFF2CC"/>
           </w:tcPr>
           <w:p>
@@ -980,7 +1027,7 @@
         </w:tc>
         <w:tc>
           <w:tcPr>
-            <w:tcW w:type="dxa" w:w="1414"/>
+            <w:tcW w:type="dxa" w:w="1050"/>
             <w:shd w:fill="FFF2CC"/>
           </w:tcPr>
           <w:p>
@@ -1000,7 +1047,7 @@
         </w:tc>
         <w:tc>
           <w:tcPr>
-            <w:tcW w:type="dxa" w:w="1414"/>
+            <w:tcW w:type="dxa" w:w="816"/>
             <w:shd w:fill="FFF2CC"/>
           </w:tcPr>
           <w:p>
@@ -1020,7 +1067,7 @@
         </w:tc>
         <w:tc>
           <w:tcPr>
-            <w:tcW w:type="dxa" w:w="1414"/>
+            <w:tcW w:type="dxa" w:w="816"/>
             <w:shd w:fill="FFF2CC"/>
           </w:tcPr>
           <w:p>
@@ -1040,7 +1087,7 @@
         </w:tc>
         <w:tc>
           <w:tcPr>
-            <w:tcW w:type="dxa" w:w="1414"/>
+            <w:tcW w:type="dxa" w:w="816"/>
             <w:shd w:fill="FFF2CC"/>
           </w:tcPr>
           <w:p>
@@ -1060,7 +1107,7 @@
         </w:tc>
         <w:tc>
           <w:tcPr>
-            <w:tcW w:type="dxa" w:w="1414"/>
+            <w:tcW w:type="dxa" w:w="816"/>
             <w:shd w:fill="FFF2CC"/>
           </w:tcPr>
           <w:p>
@@ -1080,7 +1127,7 @@
         </w:tc>
         <w:tc>
           <w:tcPr>
-            <w:tcW w:type="dxa" w:w="1414"/>
+            <w:tcW w:type="dxa" w:w="803"/>
             <w:shd w:fill="FFF2CC"/>
           </w:tcPr>
           <w:p>
@@ -1100,7 +1147,7 @@
         </w:tc>
         <w:tc>
           <w:tcPr>
-            <w:tcW w:type="dxa" w:w="1414"/>
+            <w:tcW w:type="dxa" w:w="803"/>
             <w:shd w:fill="FFF2CC"/>
           </w:tcPr>
           <w:p>
@@ -1120,9 +1167,12 @@
         </w:tc>
       </w:tr>
       <w:tr>
+        <w:trPr>
+          <w:cantSplit w:val="true"/>
+        </w:trPr>
         <w:tc>
           <w:tcPr>
-            <w:tcW w:type="dxa" w:w="1414"/>
+            <w:tcW w:type="dxa" w:w="1399"/>
             <w:shd w:fill="0A5455"/>
           </w:tcPr>
           <w:p>
@@ -1143,7 +1193,7 @@
         </w:tc>
         <w:tc>
           <w:tcPr>
-            <w:tcW w:type="dxa" w:w="1414"/>
+            <w:tcW w:type="dxa" w:w="803"/>
             <w:shd w:fill="FFF2CC"/>
           </w:tcPr>
           <w:p>
@@ -1163,7 +1213,7 @@
         </w:tc>
         <w:tc>
           <w:tcPr>
-            <w:tcW w:type="dxa" w:w="1414"/>
+            <w:tcW w:type="dxa" w:w="1516"/>
             <w:shd w:fill="FFF2CC"/>
           </w:tcPr>
           <w:p>
@@ -1183,7 +1233,7 @@
         </w:tc>
         <w:tc>
           <w:tcPr>
-            <w:tcW w:type="dxa" w:w="1414"/>
+            <w:tcW w:type="dxa" w:w="1050"/>
             <w:shd w:fill="FFF2CC"/>
           </w:tcPr>
           <w:p>
@@ -1203,7 +1253,7 @@
         </w:tc>
         <w:tc>
           <w:tcPr>
-            <w:tcW w:type="dxa" w:w="1414"/>
+            <w:tcW w:type="dxa" w:w="816"/>
             <w:shd w:fill="FFF2CC"/>
           </w:tcPr>
           <w:p>
@@ -1223,7 +1273,7 @@
         </w:tc>
         <w:tc>
           <w:tcPr>
-            <w:tcW w:type="dxa" w:w="1414"/>
+            <w:tcW w:type="dxa" w:w="816"/>
             <w:shd w:fill="FFF2CC"/>
           </w:tcPr>
           <w:p>
@@ -1243,7 +1293,7 @@
         </w:tc>
         <w:tc>
           <w:tcPr>
-            <w:tcW w:type="dxa" w:w="1414"/>
+            <w:tcW w:type="dxa" w:w="816"/>
             <w:shd w:fill="FFF2CC"/>
           </w:tcPr>
           <w:p>
@@ -1263,7 +1313,7 @@
         </w:tc>
         <w:tc>
           <w:tcPr>
-            <w:tcW w:type="dxa" w:w="1414"/>
+            <w:tcW w:type="dxa" w:w="816"/>
             <w:shd w:fill="FFF2CC"/>
           </w:tcPr>
           <w:p>
@@ -1283,7 +1333,7 @@
         </w:tc>
         <w:tc>
           <w:tcPr>
-            <w:tcW w:type="dxa" w:w="1414"/>
+            <w:tcW w:type="dxa" w:w="803"/>
             <w:shd w:fill="FFF2CC"/>
           </w:tcPr>
           <w:p>
@@ -1303,7 +1353,7 @@
         </w:tc>
         <w:tc>
           <w:tcPr>
-            <w:tcW w:type="dxa" w:w="1414"/>
+            <w:tcW w:type="dxa" w:w="803"/>
             <w:shd w:fill="FFF2CC"/>
           </w:tcPr>
           <w:p>
@@ -1323,9 +1373,12 @@
         </w:tc>
       </w:tr>
       <w:tr>
+        <w:trPr>
+          <w:cantSplit w:val="true"/>
+        </w:trPr>
         <w:tc>
           <w:tcPr>
-            <w:tcW w:type="dxa" w:w="1414"/>
+            <w:tcW w:type="dxa" w:w="1399"/>
             <w:shd w:fill="0A5455"/>
           </w:tcPr>
           <w:p>
@@ -1346,7 +1399,7 @@
         </w:tc>
         <w:tc>
           <w:tcPr>
-            <w:tcW w:type="dxa" w:w="1414"/>
+            <w:tcW w:type="dxa" w:w="803"/>
             <w:shd w:fill="FFF2CC"/>
           </w:tcPr>
           <w:p>
@@ -1366,7 +1419,7 @@
         </w:tc>
         <w:tc>
           <w:tcPr>
-            <w:tcW w:type="dxa" w:w="1414"/>
+            <w:tcW w:type="dxa" w:w="1516"/>
             <w:shd w:fill="FFF2CC"/>
           </w:tcPr>
           <w:p>
@@ -1386,7 +1439,7 @@
         </w:tc>
         <w:tc>
           <w:tcPr>
-            <w:tcW w:type="dxa" w:w="1414"/>
+            <w:tcW w:type="dxa" w:w="1050"/>
             <w:shd w:fill="FFF2CC"/>
           </w:tcPr>
           <w:p>
@@ -1406,7 +1459,7 @@
         </w:tc>
         <w:tc>
           <w:tcPr>
-            <w:tcW w:type="dxa" w:w="1414"/>
+            <w:tcW w:type="dxa" w:w="816"/>
             <w:shd w:fill="FFF2CC"/>
           </w:tcPr>
           <w:p>
@@ -1426,7 +1479,7 @@
         </w:tc>
         <w:tc>
           <w:tcPr>
-            <w:tcW w:type="dxa" w:w="1414"/>
+            <w:tcW w:type="dxa" w:w="816"/>
             <w:shd w:fill="FFF2CC"/>
           </w:tcPr>
           <w:p>
@@ -1446,7 +1499,7 @@
         </w:tc>
         <w:tc>
           <w:tcPr>
-            <w:tcW w:type="dxa" w:w="1414"/>
+            <w:tcW w:type="dxa" w:w="816"/>
             <w:shd w:fill="FFF2CC"/>
           </w:tcPr>
           <w:p>
@@ -1466,7 +1519,7 @@
         </w:tc>
         <w:tc>
           <w:tcPr>
-            <w:tcW w:type="dxa" w:w="1414"/>
+            <w:tcW w:type="dxa" w:w="816"/>
             <w:shd w:fill="FFF2CC"/>
           </w:tcPr>
           <w:p>
@@ -1486,7 +1539,7 @@
         </w:tc>
         <w:tc>
           <w:tcPr>
-            <w:tcW w:type="dxa" w:w="1414"/>
+            <w:tcW w:type="dxa" w:w="803"/>
             <w:shd w:fill="FFF2CC"/>
           </w:tcPr>
           <w:p>
@@ -1506,7 +1559,7 @@
         </w:tc>
         <w:tc>
           <w:tcPr>
-            <w:tcW w:type="dxa" w:w="1414"/>
+            <w:tcW w:type="dxa" w:w="803"/>
             <w:shd w:fill="FFF2CC"/>
           </w:tcPr>
           <w:p>
@@ -1526,9 +1579,12 @@
         </w:tc>
       </w:tr>
       <w:tr>
+        <w:trPr>
+          <w:cantSplit w:val="true"/>
+        </w:trPr>
         <w:tc>
           <w:tcPr>
-            <w:tcW w:type="dxa" w:w="1414"/>
+            <w:tcW w:type="dxa" w:w="1399"/>
             <w:shd w:fill="0A5455"/>
           </w:tcPr>
           <w:p>
@@ -1549,7 +1605,7 @@
         </w:tc>
         <w:tc>
           <w:tcPr>
-            <w:tcW w:type="dxa" w:w="1414"/>
+            <w:tcW w:type="dxa" w:w="803"/>
             <w:shd w:fill="FFF2CC"/>
           </w:tcPr>
           <w:p>
@@ -1569,7 +1625,7 @@
         </w:tc>
         <w:tc>
           <w:tcPr>
-            <w:tcW w:type="dxa" w:w="1414"/>
+            <w:tcW w:type="dxa" w:w="1516"/>
           </w:tcPr>
           <w:p>
             <w:pPr>
@@ -1589,7 +1645,7 @@
         </w:tc>
         <w:tc>
           <w:tcPr>
-            <w:tcW w:type="dxa" w:w="1414"/>
+            <w:tcW w:type="dxa" w:w="1050"/>
             <w:shd w:fill="FFF2CC"/>
           </w:tcPr>
           <w:p>
@@ -1609,7 +1665,7 @@
         </w:tc>
         <w:tc>
           <w:tcPr>
-            <w:tcW w:type="dxa" w:w="1414"/>
+            <w:tcW w:type="dxa" w:w="816"/>
             <w:shd w:fill="FFF2CC"/>
           </w:tcPr>
           <w:p>
@@ -1629,7 +1685,7 @@
         </w:tc>
         <w:tc>
           <w:tcPr>
-            <w:tcW w:type="dxa" w:w="1414"/>
+            <w:tcW w:type="dxa" w:w="816"/>
             <w:shd w:fill="FFF2CC"/>
           </w:tcPr>
           <w:p>
@@ -1649,7 +1705,7 @@
         </w:tc>
         <w:tc>
           <w:tcPr>
-            <w:tcW w:type="dxa" w:w="1414"/>
+            <w:tcW w:type="dxa" w:w="816"/>
             <w:shd w:fill="FFF2CC"/>
           </w:tcPr>
           <w:p>
@@ -1669,7 +1725,7 @@
         </w:tc>
         <w:tc>
           <w:tcPr>
-            <w:tcW w:type="dxa" w:w="1414"/>
+            <w:tcW w:type="dxa" w:w="816"/>
             <w:shd w:fill="FFF2CC"/>
           </w:tcPr>
           <w:p>
@@ -1689,7 +1745,7 @@
         </w:tc>
         <w:tc>
           <w:tcPr>
-            <w:tcW w:type="dxa" w:w="1414"/>
+            <w:tcW w:type="dxa" w:w="803"/>
             <w:shd w:fill="FFF2CC"/>
           </w:tcPr>
           <w:p>
@@ -1709,7 +1765,7 @@
         </w:tc>
         <w:tc>
           <w:tcPr>
-            <w:tcW w:type="dxa" w:w="1414"/>
+            <w:tcW w:type="dxa" w:w="803"/>
             <w:shd w:fill="FFF2CC"/>
           </w:tcPr>
           <w:p>
@@ -1732,6 +1788,7 @@
     <w:p>
       <w:pPr>
         <w:spacing w:before="40"/>
+        <w:keepNext w:val="true"/>
       </w:pPr>
       <w:r>
         <w:rPr>
@@ -1771,6 +1828,7 @@
           <w:insideH w:val="single" w:sz="4" w:color="404040"/>
           <w:insideV w:val="single" w:sz="4" w:color="404040"/>
         </w:tblBorders>
+        <w:tblLayout w:type="fixed"/>
       </w:tblPr>
       <w:tblGrid>
         <w:gridCol w:w="2828"/>
@@ -1780,14 +1838,18 @@
         <w:gridCol w:w="2828"/>
       </w:tblGrid>
       <w:tr>
+        <w:trPr>
+          <w:cantSplit w:val="true"/>
+        </w:trPr>
         <w:tc>
           <w:tcPr>
-            <w:tcW w:type="dxa" w:w="2828"/>
+            <w:tcW w:type="dxa" w:w="2017"/>
             <w:shd w:fill="3B9C7B"/>
           </w:tcPr>
           <w:p>
             <w:pPr>
               <w:jc w:val="center"/>
+              <w:keepNext w:val="true"/>
             </w:pPr>
             <w:r/>
             <w:r>
@@ -1803,12 +1865,13 @@
         </w:tc>
         <w:tc>
           <w:tcPr>
-            <w:tcW w:type="dxa" w:w="2828"/>
+            <w:tcW w:type="dxa" w:w="897"/>
             <w:shd w:fill="3B9C7B"/>
           </w:tcPr>
           <w:p>
             <w:pPr>
               <w:jc w:val="center"/>
+              <w:keepNext w:val="true"/>
             </w:pPr>
             <w:r/>
             <w:r>
@@ -1824,12 +1887,13 @@
         </w:tc>
         <w:tc>
           <w:tcPr>
-            <w:tcW w:type="dxa" w:w="2828"/>
+            <w:tcW w:type="dxa" w:w="2017"/>
             <w:shd w:fill="3B9C7B"/>
           </w:tcPr>
           <w:p>
             <w:pPr>
               <w:jc w:val="center"/>
+              <w:keepNext w:val="true"/>
             </w:pPr>
             <w:r/>
             <w:r>
@@ -1845,12 +1909,13 @@
         </w:tc>
         <w:tc>
           <w:tcPr>
-            <w:tcW w:type="dxa" w:w="2828"/>
+            <w:tcW w:type="dxa" w:w="3362"/>
             <w:shd w:fill="3B9C7B"/>
           </w:tcPr>
           <w:p>
             <w:pPr>
               <w:jc w:val="center"/>
+              <w:keepNext w:val="true"/>
             </w:pPr>
             <w:r/>
             <w:r>
@@ -1866,12 +1931,13 @@
         </w:tc>
         <w:tc>
           <w:tcPr>
-            <w:tcW w:type="dxa" w:w="2828"/>
+            <w:tcW w:type="dxa" w:w="1345"/>
             <w:shd w:fill="3B9C7B"/>
           </w:tcPr>
           <w:p>
             <w:pPr>
               <w:jc w:val="center"/>
+              <w:keepNext w:val="true"/>
             </w:pPr>
             <w:r/>
             <w:r>
@@ -1887,9 +1953,232 @@
         </w:tc>
       </w:tr>
       <w:tr>
+        <w:trPr>
+          <w:cantSplit w:val="true"/>
+        </w:trPr>
         <w:tc>
           <w:tcPr>
-            <w:tcW w:type="dxa" w:w="2828"/>
+            <w:tcW w:type="dxa" w:w="2017"/>
+            <w:shd w:fill="0A5455"/>
+          </w:tcPr>
+          <w:p>
+            <w:pPr>
+              <w:spacing w:before="60" w:after="60"/>
+              <w:keepNext w:val="true"/>
+            </w:pPr>
+            <w:r/>
+            <w:r>
+              <w:rPr>
+                <w:rFonts w:ascii="Arial" w:hAnsi="Arial"/>
+                <w:b/>
+                <w:color w:val="FFFFFF"/>
+                <w:sz w:val="20"/>
+              </w:rPr>
+            </w:r>
+          </w:p>
+        </w:tc>
+        <w:tc>
+          <w:tcPr>
+            <w:tcW w:type="dxa" w:w="897"/>
+            <w:shd w:fill="FFF2CC"/>
+          </w:tcPr>
+          <w:p>
+            <w:pPr>
+              <w:spacing w:before="60" w:after="60"/>
+              <w:keepNext w:val="true"/>
+            </w:pPr>
+            <w:r/>
+            <w:r>
+              <w:rPr>
+                <w:rFonts w:ascii="Arial" w:hAnsi="Arial"/>
+                <w:b w:val="0"/>
+                <w:color w:val="30302F"/>
+                <w:sz w:val="20"/>
+              </w:rPr>
+            </w:r>
+          </w:p>
+        </w:tc>
+        <w:tc>
+          <w:tcPr>
+            <w:tcW w:type="dxa" w:w="2017"/>
+            <w:shd w:fill="FFF2CC"/>
+          </w:tcPr>
+          <w:p>
+            <w:pPr>
+              <w:spacing w:before="60" w:after="60"/>
+              <w:keepNext w:val="true"/>
+            </w:pPr>
+            <w:r/>
+            <w:r>
+              <w:rPr>
+                <w:rFonts w:ascii="Arial" w:hAnsi="Arial"/>
+                <w:b w:val="0"/>
+                <w:color w:val="30302F"/>
+                <w:sz w:val="20"/>
+              </w:rPr>
+            </w:r>
+          </w:p>
+        </w:tc>
+        <w:tc>
+          <w:tcPr>
+            <w:tcW w:type="dxa" w:w="3362"/>
+            <w:shd w:fill="FFF2CC"/>
+          </w:tcPr>
+          <w:p>
+            <w:pPr>
+              <w:spacing w:before="60" w:after="60"/>
+              <w:keepNext w:val="true"/>
+            </w:pPr>
+            <w:r/>
+            <w:r>
+              <w:rPr>
+                <w:rFonts w:ascii="Arial" w:hAnsi="Arial"/>
+                <w:b w:val="0"/>
+                <w:color w:val="30302F"/>
+                <w:sz w:val="20"/>
+              </w:rPr>
+            </w:r>
+          </w:p>
+        </w:tc>
+        <w:tc>
+          <w:tcPr>
+            <w:tcW w:type="dxa" w:w="1345"/>
+            <w:shd w:fill="FFF2CC"/>
+          </w:tcPr>
+          <w:p>
+            <w:pPr>
+              <w:spacing w:before="60" w:after="60"/>
+              <w:keepNext w:val="true"/>
+            </w:pPr>
+            <w:r/>
+            <w:r>
+              <w:rPr>
+                <w:rFonts w:ascii="Arial" w:hAnsi="Arial"/>
+                <w:b w:val="0"/>
+                <w:color w:val="30302F"/>
+                <w:sz w:val="20"/>
+              </w:rPr>
+            </w:r>
+          </w:p>
+        </w:tc>
+      </w:tr>
+      <w:tr>
+        <w:trPr>
+          <w:cantSplit w:val="true"/>
+        </w:trPr>
+        <w:tc>
+          <w:tcPr>
+            <w:tcW w:type="dxa" w:w="2017"/>
+            <w:shd w:fill="0A5455"/>
+          </w:tcPr>
+          <w:p>
+            <w:pPr>
+              <w:spacing w:before="60" w:after="60"/>
+              <w:keepNext w:val="true"/>
+            </w:pPr>
+            <w:r/>
+            <w:r>
+              <w:rPr>
+                <w:rFonts w:ascii="Arial" w:hAnsi="Arial"/>
+                <w:b/>
+                <w:color w:val="FFFFFF"/>
+                <w:sz w:val="20"/>
+              </w:rPr>
+            </w:r>
+          </w:p>
+        </w:tc>
+        <w:tc>
+          <w:tcPr>
+            <w:tcW w:type="dxa" w:w="897"/>
+            <w:shd w:fill="FFF2CC"/>
+          </w:tcPr>
+          <w:p>
+            <w:pPr>
+              <w:spacing w:before="60" w:after="60"/>
+              <w:keepNext w:val="true"/>
+            </w:pPr>
+            <w:r/>
+            <w:r>
+              <w:rPr>
+                <w:rFonts w:ascii="Arial" w:hAnsi="Arial"/>
+                <w:b w:val="0"/>
+                <w:color w:val="30302F"/>
+                <w:sz w:val="20"/>
+              </w:rPr>
+            </w:r>
+          </w:p>
+        </w:tc>
+        <w:tc>
+          <w:tcPr>
+            <w:tcW w:type="dxa" w:w="2017"/>
+            <w:shd w:fill="FFF2CC"/>
+          </w:tcPr>
+          <w:p>
+            <w:pPr>
+              <w:spacing w:before="60" w:after="60"/>
+              <w:keepNext w:val="true"/>
+            </w:pPr>
+            <w:r/>
+            <w:r>
+              <w:rPr>
+                <w:rFonts w:ascii="Arial" w:hAnsi="Arial"/>
+                <w:b w:val="0"/>
+                <w:color w:val="30302F"/>
+                <w:sz w:val="20"/>
+              </w:rPr>
+            </w:r>
+          </w:p>
+        </w:tc>
+        <w:tc>
+          <w:tcPr>
+            <w:tcW w:type="dxa" w:w="3362"/>
+            <w:shd w:fill="FFF2CC"/>
+          </w:tcPr>
+          <w:p>
+            <w:pPr>
+              <w:spacing w:before="60" w:after="60"/>
+              <w:keepNext w:val="true"/>
+            </w:pPr>
+            <w:r/>
+            <w:r>
+              <w:rPr>
+                <w:rFonts w:ascii="Arial" w:hAnsi="Arial"/>
+                <w:b w:val="0"/>
+                <w:color w:val="30302F"/>
+                <w:sz w:val="20"/>
+              </w:rPr>
+            </w:r>
+          </w:p>
+        </w:tc>
+        <w:tc>
+          <w:tcPr>
+            <w:tcW w:type="dxa" w:w="1345"/>
+            <w:shd w:fill="FFF2CC"/>
+          </w:tcPr>
+          <w:p>
+            <w:pPr>
+              <w:spacing w:before="60" w:after="60"/>
+              <w:keepNext w:val="true"/>
+            </w:pPr>
+            <w:r/>
+            <w:r>
+              <w:rPr>
+                <w:rFonts w:ascii="Arial" w:hAnsi="Arial"/>
+                <w:b w:val="0"/>
+                <w:color w:val="30302F"/>
+                <w:sz w:val="20"/>
+              </w:rPr>
+            </w:r>
+          </w:p>
+        </w:tc>
+      </w:tr>
+      <w:tr>
+        <w:trPr>
+          <w:cantSplit w:val="true"/>
+        </w:trPr>
+        <w:tc>
+          <w:tcPr>
+            <w:tcW w:type="dxa" w:w="2017"/>
             <w:shd w:fill="0A5455"/>
           </w:tcPr>
           <w:p>
@@ -1909,7 +2198,7 @@
         </w:tc>
         <w:tc>
           <w:tcPr>
-            <w:tcW w:type="dxa" w:w="2828"/>
+            <w:tcW w:type="dxa" w:w="897"/>
             <w:shd w:fill="FFF2CC"/>
           </w:tcPr>
           <w:p>
@@ -1929,7 +2218,7 @@
         </w:tc>
         <w:tc>
           <w:tcPr>
-            <w:tcW w:type="dxa" w:w="2828"/>
+            <w:tcW w:type="dxa" w:w="2017"/>
             <w:shd w:fill="FFF2CC"/>
           </w:tcPr>
           <w:p>
@@ -1949,7 +2238,7 @@
         </w:tc>
         <w:tc>
           <w:tcPr>
-            <w:tcW w:type="dxa" w:w="2828"/>
+            <w:tcW w:type="dxa" w:w="3362"/>
             <w:shd w:fill="FFF2CC"/>
           </w:tcPr>
           <w:p>
@@ -1969,7 +2258,7 @@
         </w:tc>
         <w:tc>
           <w:tcPr>
-            <w:tcW w:type="dxa" w:w="2828"/>
+            <w:tcW w:type="dxa" w:w="1345"/>
             <w:shd w:fill="FFF2CC"/>
           </w:tcPr>
           <w:p>
@@ -1989,9 +2278,12 @@
         </w:tc>
       </w:tr>
       <w:tr>
+        <w:trPr>
+          <w:cantSplit w:val="true"/>
+        </w:trPr>
         <w:tc>
           <w:tcPr>
-            <w:tcW w:type="dxa" w:w="2828"/>
+            <w:tcW w:type="dxa" w:w="2017"/>
             <w:shd w:fill="0A5455"/>
           </w:tcPr>
           <w:p>
@@ -2011,7 +2303,7 @@
         </w:tc>
         <w:tc>
           <w:tcPr>
-            <w:tcW w:type="dxa" w:w="2828"/>
+            <w:tcW w:type="dxa" w:w="897"/>
             <w:shd w:fill="FFF2CC"/>
           </w:tcPr>
           <w:p>
@@ -2031,7 +2323,7 @@
         </w:tc>
         <w:tc>
           <w:tcPr>
-            <w:tcW w:type="dxa" w:w="2828"/>
+            <w:tcW w:type="dxa" w:w="2017"/>
             <w:shd w:fill="FFF2CC"/>
           </w:tcPr>
           <w:p>
@@ -2051,7 +2343,7 @@
         </w:tc>
         <w:tc>
           <w:tcPr>
-            <w:tcW w:type="dxa" w:w="2828"/>
+            <w:tcW w:type="dxa" w:w="3362"/>
             <w:shd w:fill="FFF2CC"/>
           </w:tcPr>
           <w:p>
@@ -2071,7 +2363,7 @@
         </w:tc>
         <w:tc>
           <w:tcPr>
-            <w:tcW w:type="dxa" w:w="2828"/>
+            <w:tcW w:type="dxa" w:w="1345"/>
             <w:shd w:fill="FFF2CC"/>
           </w:tcPr>
           <w:p>
@@ -2091,9 +2383,12 @@
         </w:tc>
       </w:tr>
       <w:tr>
+        <w:trPr>
+          <w:cantSplit w:val="true"/>
+        </w:trPr>
         <w:tc>
           <w:tcPr>
-            <w:tcW w:type="dxa" w:w="2828"/>
+            <w:tcW w:type="dxa" w:w="2017"/>
             <w:shd w:fill="0A5455"/>
           </w:tcPr>
           <w:p>
@@ -2113,7 +2408,7 @@
         </w:tc>
         <w:tc>
           <w:tcPr>
-            <w:tcW w:type="dxa" w:w="2828"/>
+            <w:tcW w:type="dxa" w:w="897"/>
             <w:shd w:fill="FFF2CC"/>
           </w:tcPr>
           <w:p>
@@ -2133,7 +2428,7 @@
         </w:tc>
         <w:tc>
           <w:tcPr>
-            <w:tcW w:type="dxa" w:w="2828"/>
+            <w:tcW w:type="dxa" w:w="2017"/>
             <w:shd w:fill="FFF2CC"/>
           </w:tcPr>
           <w:p>
@@ -2153,7 +2448,7 @@
         </w:tc>
         <w:tc>
           <w:tcPr>
-            <w:tcW w:type="dxa" w:w="2828"/>
+            <w:tcW w:type="dxa" w:w="3362"/>
             <w:shd w:fill="FFF2CC"/>
           </w:tcPr>
           <w:p>
@@ -2173,7 +2468,7 @@
         </w:tc>
         <w:tc>
           <w:tcPr>
-            <w:tcW w:type="dxa" w:w="2828"/>
+            <w:tcW w:type="dxa" w:w="1345"/>
             <w:shd w:fill="FFF2CC"/>
           </w:tcPr>
           <w:p>
@@ -2193,9 +2488,12 @@
         </w:tc>
       </w:tr>
       <w:tr>
+        <w:trPr>
+          <w:cantSplit w:val="true"/>
+        </w:trPr>
         <w:tc>
           <w:tcPr>
-            <w:tcW w:type="dxa" w:w="2828"/>
+            <w:tcW w:type="dxa" w:w="2017"/>
             <w:shd w:fill="0A5455"/>
           </w:tcPr>
           <w:p>
@@ -2215,7 +2513,7 @@
         </w:tc>
         <w:tc>
           <w:tcPr>
-            <w:tcW w:type="dxa" w:w="2828"/>
+            <w:tcW w:type="dxa" w:w="897"/>
             <w:shd w:fill="FFF2CC"/>
           </w:tcPr>
           <w:p>
@@ -2235,7 +2533,7 @@
         </w:tc>
         <w:tc>
           <w:tcPr>
-            <w:tcW w:type="dxa" w:w="2828"/>
+            <w:tcW w:type="dxa" w:w="2017"/>
             <w:shd w:fill="FFF2CC"/>
           </w:tcPr>
           <w:p>
@@ -2255,7 +2553,7 @@
         </w:tc>
         <w:tc>
           <w:tcPr>
-            <w:tcW w:type="dxa" w:w="2828"/>
+            <w:tcW w:type="dxa" w:w="3362"/>
             <w:shd w:fill="FFF2CC"/>
           </w:tcPr>
           <w:p>
@@ -2275,211 +2573,7 @@
         </w:tc>
         <w:tc>
           <w:tcPr>
-            <w:tcW w:type="dxa" w:w="2828"/>
-            <w:shd w:fill="FFF2CC"/>
-          </w:tcPr>
-          <w:p>
-            <w:pPr>
-              <w:spacing w:before="60" w:after="60"/>
-            </w:pPr>
-            <w:r/>
-            <w:r>
-              <w:rPr>
-                <w:rFonts w:ascii="Arial" w:hAnsi="Arial"/>
-                <w:b w:val="0"/>
-                <w:color w:val="30302F"/>
-                <w:sz w:val="20"/>
-              </w:rPr>
-            </w:r>
-          </w:p>
-        </w:tc>
-      </w:tr>
-      <w:tr>
-        <w:tc>
-          <w:tcPr>
-            <w:tcW w:type="dxa" w:w="2828"/>
-            <w:shd w:fill="0A5455"/>
-          </w:tcPr>
-          <w:p>
-            <w:pPr>
-              <w:spacing w:before="60" w:after="60"/>
-            </w:pPr>
-            <w:r/>
-            <w:r>
-              <w:rPr>
-                <w:rFonts w:ascii="Arial" w:hAnsi="Arial"/>
-                <w:b/>
-                <w:color w:val="FFFFFF"/>
-                <w:sz w:val="20"/>
-              </w:rPr>
-            </w:r>
-          </w:p>
-        </w:tc>
-        <w:tc>
-          <w:tcPr>
-            <w:tcW w:type="dxa" w:w="2828"/>
-            <w:shd w:fill="FFF2CC"/>
-          </w:tcPr>
-          <w:p>
-            <w:pPr>
-              <w:spacing w:before="60" w:after="60"/>
-            </w:pPr>
-            <w:r/>
-            <w:r>
-              <w:rPr>
-                <w:rFonts w:ascii="Arial" w:hAnsi="Arial"/>
-                <w:b w:val="0"/>
-                <w:color w:val="30302F"/>
-                <w:sz w:val="20"/>
-              </w:rPr>
-            </w:r>
-          </w:p>
-        </w:tc>
-        <w:tc>
-          <w:tcPr>
-            <w:tcW w:type="dxa" w:w="2828"/>
-            <w:shd w:fill="FFF2CC"/>
-          </w:tcPr>
-          <w:p>
-            <w:pPr>
-              <w:spacing w:before="60" w:after="60"/>
-            </w:pPr>
-            <w:r/>
-            <w:r>
-              <w:rPr>
-                <w:rFonts w:ascii="Arial" w:hAnsi="Arial"/>
-                <w:b w:val="0"/>
-                <w:color w:val="30302F"/>
-                <w:sz w:val="20"/>
-              </w:rPr>
-            </w:r>
-          </w:p>
-        </w:tc>
-        <w:tc>
-          <w:tcPr>
-            <w:tcW w:type="dxa" w:w="2828"/>
-            <w:shd w:fill="FFF2CC"/>
-          </w:tcPr>
-          <w:p>
-            <w:pPr>
-              <w:spacing w:before="60" w:after="60"/>
-            </w:pPr>
-            <w:r/>
-            <w:r>
-              <w:rPr>
-                <w:rFonts w:ascii="Arial" w:hAnsi="Arial"/>
-                <w:b w:val="0"/>
-                <w:color w:val="30302F"/>
-                <w:sz w:val="20"/>
-              </w:rPr>
-            </w:r>
-          </w:p>
-        </w:tc>
-        <w:tc>
-          <w:tcPr>
-            <w:tcW w:type="dxa" w:w="2828"/>
-            <w:shd w:fill="FFF2CC"/>
-          </w:tcPr>
-          <w:p>
-            <w:pPr>
-              <w:spacing w:before="60" w:after="60"/>
-            </w:pPr>
-            <w:r/>
-            <w:r>
-              <w:rPr>
-                <w:rFonts w:ascii="Arial" w:hAnsi="Arial"/>
-                <w:b w:val="0"/>
-                <w:color w:val="30302F"/>
-                <w:sz w:val="20"/>
-              </w:rPr>
-            </w:r>
-          </w:p>
-        </w:tc>
-      </w:tr>
-      <w:tr>
-        <w:tc>
-          <w:tcPr>
-            <w:tcW w:type="dxa" w:w="2828"/>
-            <w:shd w:fill="0A5455"/>
-          </w:tcPr>
-          <w:p>
-            <w:pPr>
-              <w:spacing w:before="60" w:after="60"/>
-            </w:pPr>
-            <w:r/>
-            <w:r>
-              <w:rPr>
-                <w:rFonts w:ascii="Arial" w:hAnsi="Arial"/>
-                <w:b/>
-                <w:color w:val="FFFFFF"/>
-                <w:sz w:val="20"/>
-              </w:rPr>
-            </w:r>
-          </w:p>
-        </w:tc>
-        <w:tc>
-          <w:tcPr>
-            <w:tcW w:type="dxa" w:w="2828"/>
-            <w:shd w:fill="FFF2CC"/>
-          </w:tcPr>
-          <w:p>
-            <w:pPr>
-              <w:spacing w:before="60" w:after="60"/>
-            </w:pPr>
-            <w:r/>
-            <w:r>
-              <w:rPr>
-                <w:rFonts w:ascii="Arial" w:hAnsi="Arial"/>
-                <w:b w:val="0"/>
-                <w:color w:val="30302F"/>
-                <w:sz w:val="20"/>
-              </w:rPr>
-            </w:r>
-          </w:p>
-        </w:tc>
-        <w:tc>
-          <w:tcPr>
-            <w:tcW w:type="dxa" w:w="2828"/>
-            <w:shd w:fill="FFF2CC"/>
-          </w:tcPr>
-          <w:p>
-            <w:pPr>
-              <w:spacing w:before="60" w:after="60"/>
-            </w:pPr>
-            <w:r/>
-            <w:r>
-              <w:rPr>
-                <w:rFonts w:ascii="Arial" w:hAnsi="Arial"/>
-                <w:b w:val="0"/>
-                <w:color w:val="30302F"/>
-                <w:sz w:val="20"/>
-              </w:rPr>
-            </w:r>
-          </w:p>
-        </w:tc>
-        <w:tc>
-          <w:tcPr>
-            <w:tcW w:type="dxa" w:w="2828"/>
-            <w:shd w:fill="FFF2CC"/>
-          </w:tcPr>
-          <w:p>
-            <w:pPr>
-              <w:spacing w:before="60" w:after="60"/>
-            </w:pPr>
-            <w:r/>
-            <w:r>
-              <w:rPr>
-                <w:rFonts w:ascii="Arial" w:hAnsi="Arial"/>
-                <w:b w:val="0"/>
-                <w:color w:val="30302F"/>
-                <w:sz w:val="20"/>
-              </w:rPr>
-            </w:r>
-          </w:p>
-        </w:tc>
-        <w:tc>
-          <w:tcPr>
-            <w:tcW w:type="dxa" w:w="2828"/>
+            <w:tcW w:type="dxa" w:w="1345"/>
             <w:shd w:fill="FFF2CC"/>
           </w:tcPr>
           <w:p>
